--- a/Docs/Daewoo_CPC400_Upgrade_Project_English.docx
+++ b/Docs/Daewoo_CPC400_Upgrade_Project_English.docx
@@ -186,7 +186,6 @@
                         <w:b/>
                         <w:sz w:val="28"/>
                         <w:szCs w:val="24"/>
-                        <w:lang/>
                       </w:rPr>
                       <w:t>ment revision</w:t>
                     </w:r>
@@ -237,9 +236,6 @@
                 </w:rPr>
                 <w:alias w:val="Author"/>
                 <w:id w:val="15524260"/>
-                <w:placeholder>
-                  <w:docPart w:val="CD58E3A522FE41BC81F85F88DD79C5AD"/>
-                </w:placeholder>
                 <w:dataBinding w:prefixMappings="xmlns:ns0='http://schemas.openxmlformats.org/package/2006/metadata/core-properties' xmlns:ns1='http://purl.org/dc/elements/1.1/'" w:xpath="/ns0:coreProperties[1]/ns1:creator[1]" w:storeItemID="{6C3C8BC8-F283-45AE-878A-BAB7291924A1}"/>
                 <w:text/>
               </w:sdtPr>
@@ -320,7 +316,6 @@
                     <w:b/>
                     <w:bCs/>
                     <w:sz w:val="24"/>
-                    <w:lang/>
                   </w:rPr>
                   <w:t>April</w:t>
                 </w:r>
@@ -2019,7 +2014,19 @@
         <w:rPr>
           <w:b/>
         </w:rPr>
-        <w:t>Daewoo_CPC400_Upgrade_HowTo.pdf</w:t>
+        <w:t>Daewoo_CPC400_Upgrade_HowTo</w:t>
+      </w:r>
+      <w:r>
+        <w:rPr>
+          <w:b/>
+        </w:rPr>
+        <w:t>_English</w:t>
+      </w:r>
+      <w:r>
+        <w:rPr>
+          <w:b/>
+        </w:rPr>
+        <w:t>.pdf</w:t>
       </w:r>
       <w:r>
         <w:t xml:space="preserve">" </w:t>
@@ -7868,7 +7875,19 @@
         <w:rPr>
           <w:b/>
         </w:rPr>
-        <w:t>Daewoo_CPC400_Upgrade_HowTo.</w:t>
+        <w:t>Daewoo_CPC400_Upgrade_HowTo</w:t>
+      </w:r>
+      <w:r>
+        <w:rPr>
+          <w:b/>
+        </w:rPr>
+        <w:t>_English</w:t>
+      </w:r>
+      <w:r>
+        <w:rPr>
+          <w:b/>
+        </w:rPr>
+        <w:t>.</w:t>
       </w:r>
       <w:r>
         <w:rPr>
@@ -10505,7 +10524,7 @@
             <w:rPr>
               <w:noProof/>
             </w:rPr>
-            <w:t>9</w:t>
+            <w:t>14</w:t>
           </w:r>
         </w:fldSimple>
       </w:p>
@@ -11478,6 +11497,7 @@
   <w:style w:type="character" w:default="1" w:styleId="DefaultParagraphFont">
     <w:name w:val="Default Paragraph Font"/>
     <w:uiPriority w:val="1"/>
+    <w:semiHidden/>
     <w:unhideWhenUsed/>
   </w:style>
   <w:style w:type="table" w:default="1" w:styleId="TableNormal">
@@ -11783,37 +11803,6 @@
         </w:p>
       </w:docPartBody>
     </w:docPart>
-    <w:docPart>
-      <w:docPartPr>
-        <w:name w:val="6E283FAE7EC848F582846D9048A3467E"/>
-        <w:category>
-          <w:name w:val="General"/>
-          <w:gallery w:val="placeholder"/>
-        </w:category>
-        <w:types>
-          <w:type w:val="bbPlcHdr"/>
-        </w:types>
-        <w:behaviors>
-          <w:behavior w:val="content"/>
-        </w:behaviors>
-        <w:guid w:val="{07722935-932D-469D-968E-8819C8A4517B}"/>
-      </w:docPartPr>
-      <w:docPartBody>
-        <w:p>
-          <w:pPr>
-            <w:pStyle w:val="6E283FAE7EC848F582846D9048A3467E"/>
-          </w:pPr>
-          <w:r>
-            <w:rPr>
-              <w:rFonts w:asciiTheme="majorHAnsi" w:eastAsiaTheme="majorEastAsia" w:hAnsiTheme="majorHAnsi" w:cstheme="majorBidi"/>
-              <w:sz w:val="44"/>
-              <w:szCs w:val="44"/>
-            </w:rPr>
-            <w:t>[Type the document subtitle]</w:t>
-          </w:r>
-        </w:p>
-      </w:docPartBody>
-    </w:docPart>
   </w:docParts>
 </w:glossaryDocument>
 </file>
@@ -11864,10 +11853,11 @@
   </w:font>
   <w:font w:name="Tahoma">
     <w:panose1 w:val="020B0604030504040204"/>
-    <w:charset w:val="CC"/>
+    <w:charset w:val="00"/>
     <w:family w:val="swiss"/>
+    <w:notTrueType/>
     <w:pitch w:val="variable"/>
-    <w:sig w:usb0="E1002EFF" w:usb1="C000605B" w:usb2="00000029" w:usb3="00000000" w:csb0="000101FF" w:csb1="00000000"/>
+    <w:sig w:usb0="00000003" w:usb1="00000000" w:usb2="00000000" w:usb3="00000000" w:csb0="00000001" w:csb1="00000000"/>
   </w:font>
   <w:font w:name="Malgun Gothic">
     <w:panose1 w:val="020B0503020000020004"/>
@@ -11893,6 +11883,7 @@
     <w:rsid w:val="00A0258D"/>
     <w:rsid w:val="00AC306C"/>
     <w:rsid w:val="00BA6B2E"/>
+    <w:rsid w:val="00BC3489"/>
     <w:rsid w:val="00C60A0F"/>
   </w:rsids>
   <m:mathPr>
@@ -12436,7 +12427,7 @@
 </file>
 
 <file path=customXml/itemProps2.xml><?xml version="1.0" encoding="utf-8"?>
-<ds:datastoreItem xmlns:ds="http://schemas.openxmlformats.org/officeDocument/2006/customXml" ds:itemID="{04B39BF6-D654-4494-9DDA-D1A28B404E18}">
+<ds:datastoreItem xmlns:ds="http://schemas.openxmlformats.org/officeDocument/2006/customXml" ds:itemID="{82694339-19B1-4240-9F0B-68E160DDC833}">
   <ds:schemaRefs>
     <ds:schemaRef ds:uri="http://schemas.openxmlformats.org/officeDocument/2006/bibliography"/>
   </ds:schemaRefs>
